--- a/skills/hsdt-forms/demo_output/TT79-M06B.docx
+++ b/skills/hsdt-forms/demo_output/TT79-M06B.docx
@@ -20,7 +20,6 @@
           <w:szCs w:val="28"/>
           <w:lang w:val="nl-NL"/>
         </w:rPr>
-        <w:lastRenderedPageBreak/>
         <w:t>Mẫu số 06B (Webform trên Hệ thống)</w:t>
       </w:r>
     </w:p>
@@ -2012,7 +2011,6 @@
           <w:szCs w:val="28"/>
           <w:lang w:val="nl-NL"/>
         </w:rPr>
-        <w:br w:type="page"/>
       </w:r>
     </w:p>
     <w:sectPr>
